--- a/برنامه تحصیلی/۱۰ - تیر/۴ تیر/برنامه آزمون ۴ تیر ۱۴۰۶.docx
+++ b/برنامه تحصیلی/۱۰ - تیر/۴ تیر/برنامه آزمون ۴ تیر ۱۴۰۶.docx
@@ -173,7 +173,7 @@
           <w:szCs w:val="20"/>
           <w:rtl w:val="1"/>
         </w:rPr>
-        <w:t>ارجاع صفحه‌های شیمی با برچسب «ص ماز» مربوط به جدول ماز است. چاپ فایل‌های کتاب یکسان نیست؛ مرز موضوعی را تطبیق دهید و عدد ماز را شمارهٔ قطعی کتاب خود فرض نکنید.</w:t>
+        <w:t>شماره‌ها صفحهٔ چاپی کتاب‌های ۱۴۰۵ هستند، نه شمارهٔ صفحهٔ PDF. صفحهٔ مشترک مرزی فقط تا عنوان تعیین‌شده مطالعه شود. تعداد صفحات، گسترهٔ بودجه است نه تعهد خواندن کامل در مرورهای جامع.</w:t>
       </w:r>
     </w:p>
     <w:p>
@@ -1719,7 +1719,7 @@
                 <w:szCs w:val="18"/>
                 <w:rtl w:val="1"/>
               </w:rPr>
-              <w:t>مرور جامع فصل‌های ۱–7؛ همهٔ گفتارها، شکل‌ها و خطاهای قبلی</w:t>
+              <w:t>مرور انتخابی فصل‌های ۱–7؛ ص۱–111؛ شکل‌ها و خطاهای قبلی</w:t>
             </w:r>
           </w:p>
           <w:p>
@@ -1893,7 +1893,7 @@
                 <w:szCs w:val="18"/>
                 <w:rtl w:val="1"/>
               </w:rPr>
-              <w:t>مرور جامع فصل‌های ۱–7؛ همهٔ گفتارها، شکل‌ها و خطاهای قبلی</w:t>
+              <w:t>مرور انتخابی فصل‌های ۱–7؛ ص۱–111؛ شکل‌ها و خطاهای قبلی</w:t>
             </w:r>
           </w:p>
           <w:p>
@@ -2592,7 +2592,7 @@
                 <w:szCs w:val="18"/>
                 <w:rtl w:val="1"/>
               </w:rPr>
-              <w:t>جبر، معادله، مجموعه و دنباله</w:t>
+              <w:t>دهم و یازدهم و دوازدهم؛ جبر، معادله، مجموعه و دنباله</w:t>
             </w:r>
           </w:p>
           <w:p>
@@ -2679,7 +2679,7 @@
                 <w:szCs w:val="18"/>
                 <w:rtl w:val="1"/>
               </w:rPr>
-              <w:t>مرور جامع فصل‌های ۱–7؛ همهٔ گفتارها، شکل‌ها و خطاهای قبلی</w:t>
+              <w:t>مرور انتخابی فصل‌های ۱–7؛ ص۱–111؛ شکل‌ها و خطاهای قبلی</w:t>
             </w:r>
           </w:p>
           <w:p>
@@ -3795,7 +3795,7 @@
                 <w:szCs w:val="18"/>
                 <w:rtl w:val="1"/>
               </w:rPr>
-              <w:t>مرور جامع همهٔ فصل‌ها؛ حفظیات، مفاهیم و مسائل نشان‌دار</w:t>
+              <w:t>مرور انتخابی کل کتاب؛ ص۱–122؛ مفاهیم و مسائل نشان‌دار</w:t>
             </w:r>
           </w:p>
           <w:p>
@@ -4581,7 +4581,7 @@
                 <w:szCs w:val="18"/>
                 <w:rtl w:val="1"/>
               </w:rPr>
-              <w:t>مرور جامع همهٔ فصل‌ها؛ حفظیات، مفاهیم و مسائل نشان‌دار</w:t>
+              <w:t>مرور انتخابی کل کتاب؛ ص۱–122؛ مفاهیم و مسائل نشان‌دار</w:t>
             </w:r>
           </w:p>
           <w:p>
@@ -5636,7 +5636,7 @@
                 <w:szCs w:val="18"/>
                 <w:rtl w:val="1"/>
               </w:rPr>
-              <w:t>مرور جامع فصل‌های ۱–9؛ همهٔ گفتارها، شکل‌ها و خطاهای قبلی</w:t>
+              <w:t>مرور انتخابی فصل‌های ۱–9؛ ص۱–152؛ شکل‌ها و خطاهای قبلی</w:t>
             </w:r>
           </w:p>
           <w:p>
@@ -5723,7 +5723,7 @@
                 <w:szCs w:val="18"/>
                 <w:rtl w:val="1"/>
               </w:rPr>
-              <w:t>تابع، مثلثات، نمایی و لگاریتمی</w:t>
+              <w:t>دهم و یازدهم و دوازدهم؛ تابع، مثلثات، نمایی و لگاریتمی</w:t>
             </w:r>
           </w:p>
           <w:p>
@@ -5810,7 +5810,7 @@
                 <w:szCs w:val="18"/>
                 <w:rtl w:val="1"/>
               </w:rPr>
-              <w:t>مرور جامع فصل‌های ۱–9؛ همهٔ گفتارها، شکل‌ها و خطاهای قبلی</w:t>
+              <w:t>مرور انتخابی فصل‌های ۱–9؛ ص۱–152؛ شکل‌ها و خطاهای قبلی</w:t>
             </w:r>
           </w:p>
           <w:p>
@@ -6509,7 +6509,7 @@
                 <w:szCs w:val="18"/>
                 <w:rtl w:val="1"/>
               </w:rPr>
-              <w:t>حد، مشتق و کاربرد مشتق</w:t>
+              <w:t>دهم و یازدهم و دوازدهم؛ حد، مشتق و کاربرد مشتق</w:t>
             </w:r>
           </w:p>
           <w:p>
@@ -6596,7 +6596,7 @@
                 <w:szCs w:val="18"/>
                 <w:rtl w:val="1"/>
               </w:rPr>
-              <w:t>مرور جامع فصل‌های ۱–9؛ همهٔ گفتارها، شکل‌ها و خطاهای قبلی</w:t>
+              <w:t>مرور انتخابی فصل‌های ۱–9؛ ص۱–152؛ شکل‌ها و خطاهای قبلی</w:t>
             </w:r>
           </w:p>
           <w:p>
@@ -7279,7 +7279,7 @@
           <w:szCs w:val="12"/>
           <w:rtl w:val="1"/>
         </w:rPr>
-        <w:t>تست زیست: ۲ ساعت با تحلیل؛ صفحات شیمی مطابق ماز، نه لزوماً چاپ کتاب شما. | برنامهٔ آزمون ۴ تیر ۱۴۰۶ | ۱ / ۲</w:t>
+        <w:t>چاپ ۱۴۰۵ | صفحات محدوده: زیست ۳۸۷؛ شیمی ۳۶۸؛ فیزیک ۳۴۹؛ ریاضی ۴۸۴ | مرور انتخابی؛ نه خواندن کامل | ۱ / ۲</w:t>
       </w:r>
     </w:p>
     <w:tbl>
@@ -8874,7 +8874,7 @@
                 <w:szCs w:val="18"/>
                 <w:rtl w:val="1"/>
               </w:rPr>
-              <w:t>مرور جامع همهٔ فصل‌ها؛ حفظیات، مفاهیم و مسائل نشان‌دار</w:t>
+              <w:t>مرور انتخابی کل کتاب؛ ص۱–123؛ مفاهیم و مسائل نشان‌دار</w:t>
             </w:r>
           </w:p>
           <w:p>
@@ -9660,7 +9660,7 @@
                 <w:szCs w:val="18"/>
                 <w:rtl w:val="1"/>
               </w:rPr>
-              <w:t>مرور جامع همهٔ فصل‌ها؛ حفظیات، مفاهیم و مسائل نشان‌دار</w:t>
+              <w:t>مرور انتخابی کل کتاب؛ ص۱–123؛ مفاهیم و مسائل نشان‌دار</w:t>
             </w:r>
           </w:p>
           <w:p>
@@ -10715,7 +10715,7 @@
                 <w:szCs w:val="18"/>
                 <w:rtl w:val="1"/>
               </w:rPr>
-              <w:t>مرور جامع فصل‌های ۱–8؛ همهٔ گفتارها، شکل‌ها و خطاهای قبلی</w:t>
+              <w:t>مرور انتخابی فصل‌های ۱–8؛ ص۱–124؛ شکل‌ها و خطاهای قبلی</w:t>
             </w:r>
           </w:p>
           <w:p>
@@ -10802,7 +10802,7 @@
                 <w:szCs w:val="18"/>
                 <w:rtl w:val="1"/>
               </w:rPr>
-              <w:t>هندسهٔ تحلیلی، مسطحه و تجسمی</w:t>
+              <w:t>دهم و یازدهم و دوازدهم؛ هندسهٔ تحلیلی، مسطحه و تجسمی</w:t>
             </w:r>
           </w:p>
           <w:p>
@@ -10889,7 +10889,7 @@
                 <w:szCs w:val="18"/>
                 <w:rtl w:val="1"/>
               </w:rPr>
-              <w:t>مرور جامع فصل‌های ۱–8؛ همهٔ گفتارها، شکل‌ها و خطاهای قبلی</w:t>
+              <w:t>مرور انتخابی فصل‌های ۱–8؛ ص۱–124؛ شکل‌ها و خطاهای قبلی</w:t>
             </w:r>
           </w:p>
           <w:p>
@@ -11588,7 +11588,7 @@
                 <w:szCs w:val="18"/>
                 <w:rtl w:val="1"/>
               </w:rPr>
-              <w:t>شمارش، احتمال و آمار</w:t>
+              <w:t>دهم و یازدهم و دوازدهم؛ شمارش، احتمال و آمار</w:t>
             </w:r>
           </w:p>
           <w:p>
@@ -11675,7 +11675,7 @@
                 <w:szCs w:val="18"/>
                 <w:rtl w:val="1"/>
               </w:rPr>
-              <w:t>مرور جامع فصل‌های ۱–8؛ همهٔ گفتارها، شکل‌ها و خطاهای قبلی</w:t>
+              <w:t>مرور انتخابی فصل‌های ۱–8؛ ص۱–124؛ شکل‌ها و خطاهای قبلی</w:t>
             </w:r>
           </w:p>
           <w:p>
@@ -12791,7 +12791,7 @@
                 <w:szCs w:val="18"/>
                 <w:rtl w:val="1"/>
               </w:rPr>
-              <w:t>مرور جامع همهٔ فصل‌ها؛ حفظیات، مفاهیم و مسائل نشان‌دار</w:t>
+              <w:t>مرور انتخابی کل کتاب؛ ص۱–123؛ مفاهیم و مسائل نشان‌دار</w:t>
             </w:r>
           </w:p>
           <w:p>
@@ -13577,7 +13577,7 @@
                 <w:szCs w:val="18"/>
                 <w:rtl w:val="1"/>
               </w:rPr>
-              <w:t>مرور جامع همهٔ فصل‌ها؛ حفظیات، مفاهیم و مسائل نشان‌دار</w:t>
+              <w:t>مرور انتخابی کل کتاب؛ ص۱–123؛ مفاهیم و مسائل نشان‌دار</w:t>
             </w:r>
           </w:p>
           <w:p>
@@ -14887,7 +14887,7 @@
           <w:szCs w:val="12"/>
           <w:rtl w:val="1"/>
         </w:rPr>
-        <w:t>تست زیست: ۲ ساعت با تحلیل؛ صفحات شیمی مطابق ماز، نه لزوماً چاپ کتاب شما. | برنامهٔ آزمون ۴ تیر ۱۴۰۶ | ۲ / ۲</w:t>
+        <w:t>چاپ ۱۴۰۵ | صفحات محدوده: زیست ۳۸۷؛ شیمی ۳۶۸؛ فیزیک ۳۴۹؛ ریاضی ۴۸۴ | مرور انتخابی؛ نه خواندن کامل | ۲ / ۲</w:t>
       </w:r>
     </w:p>
     <w:tbl>

--- a/برنامه تحصیلی/۱۰ - تیر/۴ تیر/برنامه آزمون ۴ تیر ۱۴۰۶.docx
+++ b/برنامه تحصیلی/۱۰ - تیر/۴ تیر/برنامه آزمون ۴ تیر ۱۴۰۶.docx
@@ -2,386 +2,6 @@
 <file path=word/document.xml><?xml version="1.0" encoding="utf-8"?>
 <w:document xmlns:wpc="http://schemas.microsoft.com/office/word/2010/wordprocessingCanvas" xmlns:mo="http://schemas.microsoft.com/office/mac/office/2008/main" xmlns:mc="http://schemas.openxmlformats.org/markup-compatibility/2006" xmlns:mv="urn:schemas-microsoft-com:mac:vml" xmlns:o="urn:schemas-microsoft-com:office:office" xmlns:r="http://schemas.openxmlformats.org/officeDocument/2006/relationships" xmlns:m="http://schemas.openxmlformats.org/officeDocument/2006/math" xmlns:v="urn:schemas-microsoft-com:vml" xmlns:wp14="http://schemas.microsoft.com/office/word/2010/wordprocessingDrawing" xmlns:wp="http://schemas.openxmlformats.org/drawingml/2006/wordprocessingDrawing" xmlns:w10="urn:schemas-microsoft-com:office:word" xmlns:w="http://schemas.openxmlformats.org/wordprocessingml/2006/main" xmlns:w14="http://schemas.microsoft.com/office/word/2010/wordml" xmlns:wpg="http://schemas.microsoft.com/office/word/2010/wordprocessingGroup" xmlns:wpi="http://schemas.microsoft.com/office/word/2010/wordprocessingInk" xmlns:wne="http://schemas.microsoft.com/office/word/2006/wordml" xmlns:wps="http://schemas.microsoft.com/office/word/2010/wordprocessingShape" mc:Ignorable="w14 wp14">
   <w:body>
-    <w:p>
-      <w:pPr>
-        <w:keepNext w:val="0"/>
-        <w:widowControl w:val="0"/>
-        <w:bidi w:val="1"/>
-        <w:spacing w:before="0" w:after="240" w:line="551" w:lineRule="exact"/>
-        <w:jc w:val="start"/>
-      </w:pPr>
-      <w:r>
-        <w:rPr>
-          <w:rFonts w:ascii="Vazirmatn" w:hAnsi="Vazirmatn" w:eastAsia="Vazirmatn" w:cs="Vazirmatn"/>
-          <w:b/>
-          <w:bCs w:val="1"/>
-          <w:sz w:val="38"/>
-          <w:szCs w:val="38"/>
-          <w:rtl w:val="1"/>
-        </w:rPr>
-        <w:t>فایل برآیندی</w:t>
-      </w:r>
-    </w:p>
-    <w:p>
-      <w:pPr>
-        <w:keepNext w:val="0"/>
-        <w:widowControl w:val="0"/>
-        <w:bidi w:val="1"/>
-        <w:spacing w:before="0" w:after="240" w:line="435" w:lineRule="exact"/>
-        <w:jc w:val="start"/>
-      </w:pPr>
-      <w:r>
-        <w:rPr>
-          <w:rFonts w:ascii="Vazirmatn" w:hAnsi="Vazirmatn" w:eastAsia="Vazirmatn" w:cs="Vazirmatn"/>
-          <w:b/>
-          <w:bCs w:val="1"/>
-          <w:sz w:val="30"/>
-          <w:szCs w:val="30"/>
-          <w:rtl w:val="1"/>
-        </w:rPr>
-        <w:t>برنامهٔ آزمون ۴ تیر ۱۴۰۶</w:t>
-      </w:r>
-    </w:p>
-    <w:p>
-      <w:pPr>
-        <w:keepNext w:val="0"/>
-        <w:widowControl w:val="0"/>
-        <w:bidi w:val="1"/>
-        <w:spacing w:before="0" w:after="240" w:line="319" w:lineRule="exact"/>
-        <w:jc w:val="start"/>
-      </w:pPr>
-      <w:r>
-        <w:rPr>
-          <w:rFonts w:ascii="Vazirmatn" w:hAnsi="Vazirmatn" w:eastAsia="Vazirmatn" w:cs="Vazirmatn"/>
-          <w:b w:val="0"/>
-          <w:sz w:val="22"/>
-          <w:szCs w:val="22"/>
-          <w:rtl w:val="1"/>
-        </w:rPr>
-        <w:t>این نسخه با حفظ فرمول باکس‌ها، برای وضعیت خاص بودجه یا تقویم تنظیم شده است.</w:t>
-      </w:r>
-    </w:p>
-    <w:p>
-      <w:pPr>
-        <w:keepNext w:val="0"/>
-        <w:widowControl w:val="0"/>
-        <w:bidi w:val="1"/>
-        <w:spacing w:before="0" w:after="240" w:line="319" w:lineRule="exact"/>
-        <w:jc w:val="start"/>
-      </w:pPr>
-      <w:r>
-        <w:rPr>
-          <w:rFonts w:ascii="Vazirmatn" w:hAnsi="Vazirmatn" w:eastAsia="Vazirmatn" w:cs="Vazirmatn"/>
-          <w:b/>
-          <w:bCs w:val="1"/>
-          <w:sz w:val="22"/>
-          <w:szCs w:val="22"/>
-          <w:rtl w:val="1"/>
-        </w:rPr>
-        <w:t>فاصلهٔ یک‌هفته‌ای؛ مرور سه پایه در باکس‌های ثابت؛ اولویت با خطاهای آزمون جامع قبلی است.</w:t>
-      </w:r>
-    </w:p>
-    <w:p>
-      <w:pPr>
-        <w:keepNext w:val="0"/>
-        <w:widowControl w:val="0"/>
-        <w:bidi w:val="1"/>
-        <w:spacing w:before="0" w:after="240" w:line="290" w:lineRule="exact"/>
-        <w:jc w:val="start"/>
-      </w:pPr>
-      <w:r>
-        <w:rPr>
-          <w:rFonts w:ascii="Vazirmatn" w:hAnsi="Vazirmatn" w:eastAsia="Vazirmatn" w:cs="Vazirmatn"/>
-          <w:b w:val="0"/>
-          <w:sz w:val="20"/>
-          <w:szCs w:val="20"/>
-          <w:rtl w:val="1"/>
-        </w:rPr>
-        <w:t>فرمول ثابت هر هفته: ۲۷ باکس، ۴۷ ساعت و ۴۹۵ تست؛ زیست + ریاضی در شنبه، دوشنبه و چهارشنبه؛ فیزیک + شیمی در روزهای دیگر.</w:t>
-      </w:r>
-    </w:p>
-    <w:p>
-      <w:pPr>
-        <w:keepNext w:val="0"/>
-        <w:widowControl w:val="0"/>
-        <w:bidi w:val="1"/>
-        <w:spacing w:before="0" w:after="240" w:line="290" w:lineRule="exact"/>
-        <w:jc w:val="start"/>
-      </w:pPr>
-      <w:r>
-        <w:rPr>
-          <w:rFonts w:ascii="Vazirmatn" w:hAnsi="Vazirmatn" w:eastAsia="Vazirmatn" w:cs="Vazirmatn"/>
-          <w:b w:val="0"/>
-          <w:sz w:val="20"/>
-          <w:szCs w:val="20"/>
-          <w:rtl w:val="1"/>
-        </w:rPr>
-        <w:t>زیست: کتاب ۱ ساعت و هر باکس ۲۰ تست با تحلیل ۲ ساعت. ریاضی: درسنامهٔ اولیه ۱ ساعت و تست ۳۰تایی ۲ ساعت. فیزیک: درسنامهٔ اولیه ۲ ساعت و تست ۳۰تایی ۲ ساعت. شیمی: کتاب ۱ ساعت و تست ۲۵تایی ۲ ساعت.</w:t>
-      </w:r>
-    </w:p>
-    <w:p>
-      <w:pPr>
-        <w:keepNext w:val="0"/>
-        <w:widowControl w:val="0"/>
-        <w:bidi w:val="1"/>
-        <w:spacing w:before="0" w:after="240" w:line="290" w:lineRule="exact"/>
-        <w:jc w:val="start"/>
-      </w:pPr>
-      <w:r>
-        <w:rPr>
-          <w:rFonts w:ascii="Vazirmatn" w:hAnsi="Vazirmatn" w:eastAsia="Vazirmatn" w:cs="Vazirmatn"/>
-          <w:b w:val="0"/>
-          <w:sz w:val="20"/>
-          <w:szCs w:val="20"/>
-          <w:rtl w:val="1"/>
-        </w:rPr>
-        <w:t>مدت این فایل: ۱ هفته؛ ۴۷ ساعت و ۴۹۵ تست. آزمون و استراحت خارج از این مجموع‌اند.</w:t>
-      </w:r>
-    </w:p>
-    <w:p>
-      <w:pPr>
-        <w:keepNext w:val="0"/>
-        <w:widowControl w:val="0"/>
-        <w:bidi w:val="1"/>
-        <w:spacing w:before="0" w:after="240" w:line="290" w:lineRule="exact"/>
-        <w:jc w:val="start"/>
-      </w:pPr>
-      <w:r>
-        <w:rPr>
-          <w:rFonts w:ascii="Vazirmatn" w:hAnsi="Vazirmatn" w:eastAsia="Vazirmatn" w:cs="Vazirmatn"/>
-          <w:b w:val="0"/>
-          <w:sz w:val="20"/>
-          <w:szCs w:val="20"/>
-          <w:rtl w:val="1"/>
-        </w:rPr>
-        <w:t>در مرورهای جامع، مطالعهٔ کتاب به معنی بازیابی و مرور انتخابی متن و شکل‌های بودجه است، نه یادگیری اولیهٔ کل کتاب در یک ساعت؛ تست‌ها باید همهٔ سرفصل‌های تعیین‌شده را نمایندگی کنند.</w:t>
-      </w:r>
-    </w:p>
-    <w:p>
-      <w:pPr>
-        <w:keepNext w:val="0"/>
-        <w:widowControl w:val="0"/>
-        <w:bidi w:val="1"/>
-        <w:spacing w:before="0" w:after="240" w:line="290" w:lineRule="exact"/>
-        <w:jc w:val="start"/>
-      </w:pPr>
-      <w:r>
-        <w:rPr>
-          <w:rFonts w:ascii="Vazirmatn" w:hAnsi="Vazirmatn" w:eastAsia="Vazirmatn" w:cs="Vazirmatn"/>
-          <w:b w:val="0"/>
-          <w:sz w:val="20"/>
-          <w:szCs w:val="20"/>
-          <w:rtl w:val="1"/>
-        </w:rPr>
-        <w:t>شماره‌ها صفحهٔ چاپی کتاب‌های ۱۴۰۵ هستند، نه شمارهٔ صفحهٔ PDF. صفحهٔ مشترک مرزی فقط تا عنوان تعیین‌شده مطالعه شود. تعداد صفحات، گسترهٔ بودجه است نه تعهد خواندن کامل در مرورهای جامع.</w:t>
-      </w:r>
-    </w:p>
-    <w:p>
-      <w:pPr>
-        <w:keepNext w:val="0"/>
-        <w:widowControl w:val="0"/>
-        <w:bidi w:val="1"/>
-        <w:spacing w:before="0" w:after="240" w:line="290" w:lineRule="exact"/>
-        <w:jc w:val="start"/>
-      </w:pPr>
-      <w:r>
-        <w:rPr>
-          <w:rFonts w:ascii="Vazirmatn" w:hAnsi="Vazirmatn" w:eastAsia="Vazirmatn" w:cs="Vazirmatn"/>
-          <w:b w:val="0"/>
-          <w:sz w:val="20"/>
-          <w:szCs w:val="20"/>
-          <w:rtl w:val="1"/>
-        </w:rPr>
-        <w:t>فقط چهار درس توافق‌شده برنامه‌ریزی شده‌اند؛ زمین‌شناسیِ جدول ماز به این فرمول اضافه نشده است. منبع: جدول رسمی ارسالی ماز، صفحهٔ ۷.</w:t>
-      </w:r>
-    </w:p>
-    <w:p>
-      <w:pPr>
-        <w:keepNext w:val="0"/>
-        <w:widowControl w:val="0"/>
-        <w:bidi w:val="1"/>
-        <w:spacing w:before="0" w:after="240" w:line="261" w:lineRule="exact"/>
-        <w:jc w:val="start"/>
-      </w:pPr>
-      <w:r>
-        <w:rPr>
-          <w:rFonts w:ascii="Vazirmatn" w:hAnsi="Vazirmatn" w:eastAsia="Vazirmatn" w:cs="Vazirmatn"/>
-          <w:b w:val="0"/>
-          <w:sz w:val="18"/>
-          <w:szCs w:val="18"/>
-          <w:rtl w:val="1"/>
-        </w:rPr>
-        <w:t>هفتهٔ ۱ — سه پایه — ۲۹ خرداد تا ۴ تیر ۱۴۰۶</w:t>
-      </w:r>
-    </w:p>
-    <w:tbl>
-      <w:tblPr>
-        <w:tblStyle w:val="PlannerHeader"/>
-        <w:bidiVisual w:val="1"/>
-        <w:tblW w:type="dxa" w:w="11452"/>
-        <w:jc w:val="center"/>
-        <w:tblLayout w:type="fixed"/>
-        <w:tblCellMar>
-          <w:top w:w="35" w:type="dxa"/>
-          <w:bottom w:w="25" w:type="dxa"/>
-          <w:left w:w="55" w:type="dxa"/>
-          <w:right w:w="55" w:type="dxa"/>
-        </w:tblCellMar>
-        <w:tblLook w:firstColumn="1" w:firstRow="1" w:lastColumn="0" w:lastRow="0" w:noHBand="0" w:noVBand="1" w:val="04A0"/>
-      </w:tblPr>
-      <w:tblGrid>
-        <w:gridCol w:w="6350"/>
-        <w:gridCol w:w="5102"/>
-      </w:tblGrid>
-      <w:tr>
-        <w:trPr>
-          <w:cantSplit/>
-          <w:trHeight w:hRule="exact" w:val="283"/>
-        </w:trPr>
-        <w:tc>
-          <w:tcPr>
-            <w:tcW w:type="dxa" w:w="6350"/>
-            <w:tcBorders>
-              <w:bottom w:val="nil" w:sz="4" w:color="222222"/>
-              <w:left w:val="nil" w:sz="4" w:color="222222"/>
-              <w:right w:val="nil" w:sz="4" w:color="222222"/>
-              <w:top w:val="single" w:sz="4" w:color="C59B27"/>
-            </w:tcBorders>
-            <w:vAlign w:val="center"/>
-          </w:tcPr>
-          <w:p>
-            <w:pPr>
-              <w:keepNext w:val="0"/>
-              <w:widowControl w:val="0"/>
-              <w:bidi w:val="1"/>
-              <w:spacing w:before="0" w:after="0" w:line="203" w:lineRule="exact"/>
-              <w:jc w:val="start"/>
-            </w:pPr>
-            <w:r>
-              <w:rPr>
-                <w:rFonts w:ascii="Vazirmatn" w:hAnsi="Vazirmatn" w:eastAsia="Vazirmatn" w:cs="Vazirmatn"/>
-                <w:b w:val="0"/>
-                <w:sz w:val="14"/>
-                <w:szCs w:val="14"/>
-                <w:rtl w:val="1"/>
-              </w:rPr>
-              <w:t>«موفقیت استمرار روزانه در کارهای کوچک است»</w:t>
-            </w:r>
-          </w:p>
-        </w:tc>
-        <w:tc>
-          <w:tcPr>
-            <w:tcW w:type="dxa" w:w="5102"/>
-            <w:tcBorders>
-              <w:bottom w:val="nil" w:sz="4" w:color="222222"/>
-              <w:left w:val="nil" w:sz="4" w:color="222222"/>
-              <w:right w:val="nil" w:sz="4" w:color="222222"/>
-              <w:top w:val="single" w:sz="4" w:color="C59B27"/>
-            </w:tcBorders>
-            <w:vAlign w:val="center"/>
-          </w:tcPr>
-          <w:p>
-            <w:pPr>
-              <w:bidi w:val="0"/>
-              <w:spacing w:line="240" w:lineRule="exact"/>
-            </w:pPr>
-            <w:r>
-              <w:drawing>
-                <wp:inline xmlns:a="http://schemas.openxmlformats.org/drawingml/2006/main" xmlns:pic="http://schemas.openxmlformats.org/drawingml/2006/picture">
-                  <wp:extent cx="108000" cy="108000"/>
-                  <wp:docPr id="1" name="Picture 1"/>
-                  <wp:cNvGraphicFramePr>
-                    <a:graphicFrameLocks noChangeAspect="1"/>
-                  </wp:cNvGraphicFramePr>
-                  <a:graphic>
-                    <a:graphicData uri="http://schemas.openxmlformats.org/drawingml/2006/picture">
-                      <pic:pic>
-                        <pic:nvPicPr>
-                          <pic:cNvPr id="0" name="telegram.png"/>
-                          <pic:cNvPicPr/>
-                        </pic:nvPicPr>
-                        <pic:blipFill>
-                          <a:blip r:embed="rId9"/>
-                          <a:stretch>
-                            <a:fillRect/>
-                          </a:stretch>
-                        </pic:blipFill>
-                        <pic:spPr>
-                          <a:xfrm>
-                            <a:off x="0" y="0"/>
-                            <a:ext cx="108000" cy="108000"/>
-                          </a:xfrm>
-                          <a:prstGeom prst="rect"/>
-                        </pic:spPr>
-                      </pic:pic>
-                    </a:graphicData>
-                  </a:graphic>
-                </wp:inline>
-              </w:drawing>
-            </w:r>
-            <w:r>
-              <w:rPr>
-                <w:rFonts w:ascii="Vazirmatn" w:hAnsi="Vazirmatn" w:eastAsia="Vazirmatn" w:cs="Vazirmatn"/>
-                <w:sz w:val="16"/>
-                <w:rtl w:val="0"/>
-              </w:rPr>
-              <w:t xml:space="preserve"> Rotbelands   </w:t>
-            </w:r>
-            <w:r>
-              <w:drawing>
-                <wp:inline xmlns:a="http://schemas.openxmlformats.org/drawingml/2006/main" xmlns:pic="http://schemas.openxmlformats.org/drawingml/2006/picture">
-                  <wp:extent cx="108000" cy="108000"/>
-                  <wp:docPr id="2" name="Picture 2"/>
-                  <wp:cNvGraphicFramePr>
-                    <a:graphicFrameLocks noChangeAspect="1"/>
-                  </wp:cNvGraphicFramePr>
-                  <a:graphic>
-                    <a:graphicData uri="http://schemas.openxmlformats.org/drawingml/2006/picture">
-                      <pic:pic>
-                        <pic:nvPicPr>
-                          <pic:cNvPr id="0" name="instagram.png"/>
-                          <pic:cNvPicPr/>
-                        </pic:nvPicPr>
-                        <pic:blipFill>
-                          <a:blip r:embed="rId10"/>
-                          <a:stretch>
-                            <a:fillRect/>
-                          </a:stretch>
-                        </pic:blipFill>
-                        <pic:spPr>
-                          <a:xfrm>
-                            <a:off x="0" y="0"/>
-                            <a:ext cx="108000" cy="108000"/>
-                          </a:xfrm>
-                          <a:prstGeom prst="rect"/>
-                        </pic:spPr>
-                      </pic:pic>
-                    </a:graphicData>
-                  </a:graphic>
-                </wp:inline>
-              </w:drawing>
-            </w:r>
-            <w:r>
-              <w:rPr>
-                <w:rFonts w:ascii="Vazirmatn" w:hAnsi="Vazirmatn" w:eastAsia="Vazirmatn" w:cs="Vazirmatn"/>
-                <w:sz w:val="16"/>
-                <w:rtl w:val="0"/>
-              </w:rPr>
-              <w:t xml:space="preserve"> Rotbelands   </w:t>
-            </w:r>
-          </w:p>
-        </w:tc>
-      </w:tr>
-    </w:tbl>
-    <w:p>
-      <w:pPr>
-        <w:keepNext w:val="0"/>
-        <w:spacing w:before="0" w:after="0" w:line="20" w:lineRule="exact"/>
-      </w:pPr>
-      <w:r>
-        <w:br w:type="page"/>
-      </w:r>
-    </w:p>
     <w:tbl>
       <w:tblPr>
         <w:tblStyle w:val="PlannerHeader"/>
@@ -432,7 +52,7 @@
               <w:drawing>
                 <wp:inline xmlns:a="http://schemas.openxmlformats.org/drawingml/2006/main" xmlns:pic="http://schemas.openxmlformats.org/drawingml/2006/picture">
                   <wp:extent cx="468000" cy="468000"/>
-                  <wp:docPr id="3" name="Picture 3"/>
+                  <wp:docPr id="1" name="Picture 1"/>
                   <wp:cNvGraphicFramePr>
                     <a:graphicFrameLocks noChangeAspect="1"/>
                   </wp:cNvGraphicFramePr>
@@ -444,7 +64,7 @@
                           <pic:cNvPicPr/>
                         </pic:nvPicPr>
                         <pic:blipFill>
-                          <a:blip r:embed="rId11"/>
+                          <a:blip r:embed="rId9"/>
                           <a:stretch>
                             <a:fillRect/>
                           </a:stretch>
@@ -1719,7 +1339,7 @@
                 <w:szCs w:val="18"/>
                 <w:rtl w:val="1"/>
               </w:rPr>
-              <w:t>مرور انتخابی فصل‌های ۱–7؛ ص۱–111؛ شکل‌ها و خطاهای قبلی</w:t>
+              <w:t>مرور جامع فصل‌های ۱–7؛ همهٔ گفتارها، شکل‌ها و خطاهای قبلی</w:t>
             </w:r>
           </w:p>
           <w:p>
@@ -1893,7 +1513,7 @@
                 <w:szCs w:val="18"/>
                 <w:rtl w:val="1"/>
               </w:rPr>
-              <w:t>مرور انتخابی فصل‌های ۱–7؛ ص۱–111؛ شکل‌ها و خطاهای قبلی</w:t>
+              <w:t>مرور جامع فصل‌های ۱–7؛ همهٔ گفتارها، شکل‌ها و خطاهای قبلی</w:t>
             </w:r>
           </w:p>
           <w:p>
@@ -2592,7 +2212,7 @@
                 <w:szCs w:val="18"/>
                 <w:rtl w:val="1"/>
               </w:rPr>
-              <w:t>دهم و یازدهم و دوازدهم؛ جبر، معادله، مجموعه و دنباله</w:t>
+              <w:t>جبر، معادله، مجموعه و دنباله</w:t>
             </w:r>
           </w:p>
           <w:p>
@@ -2679,7 +2299,7 @@
                 <w:szCs w:val="18"/>
                 <w:rtl w:val="1"/>
               </w:rPr>
-              <w:t>مرور انتخابی فصل‌های ۱–7؛ ص۱–111؛ شکل‌ها و خطاهای قبلی</w:t>
+              <w:t>مرور جامع فصل‌های ۱–7؛ همهٔ گفتارها، شکل‌ها و خطاهای قبلی</w:t>
             </w:r>
           </w:p>
           <w:p>
@@ -3795,7 +3415,7 @@
                 <w:szCs w:val="18"/>
                 <w:rtl w:val="1"/>
               </w:rPr>
-              <w:t>مرور انتخابی کل کتاب؛ ص۱–122؛ مفاهیم و مسائل نشان‌دار</w:t>
+              <w:t>مرور جامع همهٔ فصل‌ها؛ حفظیات، مفاهیم و مسائل نشان‌دار</w:t>
             </w:r>
           </w:p>
           <w:p>
@@ -4581,7 +4201,7 @@
                 <w:szCs w:val="18"/>
                 <w:rtl w:val="1"/>
               </w:rPr>
-              <w:t>مرور انتخابی کل کتاب؛ ص۱–122؛ مفاهیم و مسائل نشان‌دار</w:t>
+              <w:t>مرور جامع همهٔ فصل‌ها؛ حفظیات، مفاهیم و مسائل نشان‌دار</w:t>
             </w:r>
           </w:p>
           <w:p>
@@ -5636,7 +5256,7 @@
                 <w:szCs w:val="18"/>
                 <w:rtl w:val="1"/>
               </w:rPr>
-              <w:t>مرور انتخابی فصل‌های ۱–9؛ ص۱–152؛ شکل‌ها و خطاهای قبلی</w:t>
+              <w:t>مرور جامع فصل‌های ۱–9؛ همهٔ گفتارها، شکل‌ها و خطاهای قبلی</w:t>
             </w:r>
           </w:p>
           <w:p>
@@ -5723,7 +5343,7 @@
                 <w:szCs w:val="18"/>
                 <w:rtl w:val="1"/>
               </w:rPr>
-              <w:t>دهم و یازدهم و دوازدهم؛ تابع، مثلثات، نمایی و لگاریتمی</w:t>
+              <w:t>تابع، مثلثات، نمایی و لگاریتمی</w:t>
             </w:r>
           </w:p>
           <w:p>
@@ -5810,7 +5430,7 @@
                 <w:szCs w:val="18"/>
                 <w:rtl w:val="1"/>
               </w:rPr>
-              <w:t>مرور انتخابی فصل‌های ۱–9؛ ص۱–152؛ شکل‌ها و خطاهای قبلی</w:t>
+              <w:t>مرور جامع فصل‌های ۱–9؛ همهٔ گفتارها، شکل‌ها و خطاهای قبلی</w:t>
             </w:r>
           </w:p>
           <w:p>
@@ -6509,7 +6129,7 @@
                 <w:szCs w:val="18"/>
                 <w:rtl w:val="1"/>
               </w:rPr>
-              <w:t>دهم و یازدهم و دوازدهم؛ حد، مشتق و کاربرد مشتق</w:t>
+              <w:t>حد، مشتق و کاربرد مشتق</w:t>
             </w:r>
           </w:p>
           <w:p>
@@ -6596,7 +6216,7 @@
                 <w:szCs w:val="18"/>
                 <w:rtl w:val="1"/>
               </w:rPr>
-              <w:t>مرور انتخابی فصل‌های ۱–9؛ ص۱–152؛ شکل‌ها و خطاهای قبلی</w:t>
+              <w:t>مرور جامع فصل‌های ۱–9؛ همهٔ گفتارها، شکل‌ها و خطاهای قبلی</w:t>
             </w:r>
           </w:p>
           <w:p>
@@ -7279,7 +6899,7 @@
           <w:szCs w:val="12"/>
           <w:rtl w:val="1"/>
         </w:rPr>
-        <w:t>چاپ ۱۴۰۵ | صفحات محدوده: زیست ۳۸۷؛ شیمی ۳۶۸؛ فیزیک ۳۴۹؛ ریاضی ۴۸۴ | مرور انتخابی؛ نه خواندن کامل | ۱ / ۲</w:t>
+        <w:t>تست زیست: هر باکس ۲ ساعت با تحلیل؛ استراحت و آزمون در جمع ساعت نیست. | ۱ / ۲</w:t>
       </w:r>
     </w:p>
     <w:tbl>
@@ -7357,7 +6977,7 @@
               <w:drawing>
                 <wp:inline xmlns:a="http://schemas.openxmlformats.org/drawingml/2006/main" xmlns:pic="http://schemas.openxmlformats.org/drawingml/2006/picture">
                   <wp:extent cx="108000" cy="108000"/>
-                  <wp:docPr id="4" name="Picture 4"/>
+                  <wp:docPr id="2" name="Picture 2"/>
                   <wp:cNvGraphicFramePr>
                     <a:graphicFrameLocks noChangeAspect="1"/>
                   </wp:cNvGraphicFramePr>
@@ -7369,7 +6989,7 @@
                           <pic:cNvPicPr/>
                         </pic:nvPicPr>
                         <pic:blipFill>
-                          <a:blip r:embed="rId9"/>
+                          <a:blip r:embed="rId10"/>
                           <a:stretch>
                             <a:fillRect/>
                           </a:stretch>
@@ -7399,7 +7019,7 @@
               <w:drawing>
                 <wp:inline xmlns:a="http://schemas.openxmlformats.org/drawingml/2006/main" xmlns:pic="http://schemas.openxmlformats.org/drawingml/2006/picture">
                   <wp:extent cx="108000" cy="108000"/>
-                  <wp:docPr id="5" name="Picture 5"/>
+                  <wp:docPr id="3" name="Picture 3"/>
                   <wp:cNvGraphicFramePr>
                     <a:graphicFrameLocks noChangeAspect="1"/>
                   </wp:cNvGraphicFramePr>
@@ -7411,7 +7031,7 @@
                           <pic:cNvPicPr/>
                         </pic:nvPicPr>
                         <pic:blipFill>
-                          <a:blip r:embed="rId10"/>
+                          <a:blip r:embed="rId11"/>
                           <a:stretch>
                             <a:fillRect/>
                           </a:stretch>
@@ -7500,7 +7120,7 @@
               <w:drawing>
                 <wp:inline xmlns:a="http://schemas.openxmlformats.org/drawingml/2006/main" xmlns:pic="http://schemas.openxmlformats.org/drawingml/2006/picture">
                   <wp:extent cx="468000" cy="468000"/>
-                  <wp:docPr id="6" name="Picture 6"/>
+                  <wp:docPr id="4" name="Picture 4"/>
                   <wp:cNvGraphicFramePr>
                     <a:graphicFrameLocks noChangeAspect="1"/>
                   </wp:cNvGraphicFramePr>
@@ -7512,7 +7132,7 @@
                           <pic:cNvPicPr/>
                         </pic:nvPicPr>
                         <pic:blipFill>
-                          <a:blip r:embed="rId11"/>
+                          <a:blip r:embed="rId9"/>
                           <a:stretch>
                             <a:fillRect/>
                           </a:stretch>
@@ -8874,7 +8494,7 @@
                 <w:szCs w:val="18"/>
                 <w:rtl w:val="1"/>
               </w:rPr>
-              <w:t>مرور انتخابی کل کتاب؛ ص۱–123؛ مفاهیم و مسائل نشان‌دار</w:t>
+              <w:t>مرور جامع همهٔ فصل‌ها؛ حفظیات، مفاهیم و مسائل نشان‌دار</w:t>
             </w:r>
           </w:p>
           <w:p>
@@ -9660,7 +9280,7 @@
                 <w:szCs w:val="18"/>
                 <w:rtl w:val="1"/>
               </w:rPr>
-              <w:t>مرور انتخابی کل کتاب؛ ص۱–123؛ مفاهیم و مسائل نشان‌دار</w:t>
+              <w:t>مرور جامع همهٔ فصل‌ها؛ حفظیات، مفاهیم و مسائل نشان‌دار</w:t>
             </w:r>
           </w:p>
           <w:p>
@@ -10715,7 +10335,7 @@
                 <w:szCs w:val="18"/>
                 <w:rtl w:val="1"/>
               </w:rPr>
-              <w:t>مرور انتخابی فصل‌های ۱–8؛ ص۱–124؛ شکل‌ها و خطاهای قبلی</w:t>
+              <w:t>مرور جامع فصل‌های ۱–8؛ همهٔ گفتارها، شکل‌ها و خطاهای قبلی</w:t>
             </w:r>
           </w:p>
           <w:p>
@@ -10802,7 +10422,7 @@
                 <w:szCs w:val="18"/>
                 <w:rtl w:val="1"/>
               </w:rPr>
-              <w:t>دهم و یازدهم و دوازدهم؛ هندسهٔ تحلیلی، مسطحه و تجسمی</w:t>
+              <w:t>هندسهٔ تحلیلی، مسطحه و تجسمی</w:t>
             </w:r>
           </w:p>
           <w:p>
@@ -10889,7 +10509,7 @@
                 <w:szCs w:val="18"/>
                 <w:rtl w:val="1"/>
               </w:rPr>
-              <w:t>مرور انتخابی فصل‌های ۱–8؛ ص۱–124؛ شکل‌ها و خطاهای قبلی</w:t>
+              <w:t>مرور جامع فصل‌های ۱–8؛ همهٔ گفتارها، شکل‌ها و خطاهای قبلی</w:t>
             </w:r>
           </w:p>
           <w:p>
@@ -11588,7 +11208,7 @@
                 <w:szCs w:val="18"/>
                 <w:rtl w:val="1"/>
               </w:rPr>
-              <w:t>دهم و یازدهم و دوازدهم؛ شمارش، احتمال و آمار</w:t>
+              <w:t>شمارش، احتمال و آمار</w:t>
             </w:r>
           </w:p>
           <w:p>
@@ -11675,7 +11295,7 @@
                 <w:szCs w:val="18"/>
                 <w:rtl w:val="1"/>
               </w:rPr>
-              <w:t>مرور انتخابی فصل‌های ۱–8؛ ص۱–124؛ شکل‌ها و خطاهای قبلی</w:t>
+              <w:t>مرور جامع فصل‌های ۱–8؛ همهٔ گفتارها، شکل‌ها و خطاهای قبلی</w:t>
             </w:r>
           </w:p>
           <w:p>
@@ -12791,7 +12411,7 @@
                 <w:szCs w:val="18"/>
                 <w:rtl w:val="1"/>
               </w:rPr>
-              <w:t>مرور انتخابی کل کتاب؛ ص۱–123؛ مفاهیم و مسائل نشان‌دار</w:t>
+              <w:t>مرور جامع همهٔ فصل‌ها؛ حفظیات، مفاهیم و مسائل نشان‌دار</w:t>
             </w:r>
           </w:p>
           <w:p>
@@ -13577,7 +13197,7 @@
                 <w:szCs w:val="18"/>
                 <w:rtl w:val="1"/>
               </w:rPr>
-              <w:t>مرور انتخابی کل کتاب؛ ص۱–123؛ مفاهیم و مسائل نشان‌دار</w:t>
+              <w:t>مرور جامع همهٔ فصل‌ها؛ حفظیات، مفاهیم و مسائل نشان‌دار</w:t>
             </w:r>
           </w:p>
           <w:p>
@@ -14403,7 +14023,7 @@
                       <w:szCs w:val="16"/>
                       <w:rtl w:val="1"/>
                     </w:rPr>
-                    <w:t>آزمون هدف ماز</w:t>
+                    <w:t>آزمون</w:t>
                   </w:r>
                 </w:p>
               </w:tc>
@@ -14598,7 +14218,7 @@
                 <w:szCs w:val="18"/>
                 <w:rtl w:val="1"/>
               </w:rPr>
-              <w:t>شرکت در آزمون و تحلیل غلط‌ها و نزده‌ها؛ ثبت علت خطا و مباحث نیازمند مرور. ساعت و تعداد سؤال مطابق آزمون ثبت شود؛ باکس مطالعهٔ جدید ندارد.</w:t>
+              <w:t>شرکت در آزمون و تحلیل غلط‌ها و نزده‌ها؛ ثبت علت خطا و مباحث نیازمند مرور.</w:t>
             </w:r>
           </w:p>
         </w:tc>
@@ -14887,7 +14507,7 @@
           <w:szCs w:val="12"/>
           <w:rtl w:val="1"/>
         </w:rPr>
-        <w:t>چاپ ۱۴۰۵ | صفحات محدوده: زیست ۳۸۷؛ شیمی ۳۶۸؛ فیزیک ۳۴۹؛ ریاضی ۴۸۴ | مرور انتخابی؛ نه خواندن کامل | ۲ / ۲</w:t>
+        <w:t>تست زیست: هر باکس ۲ ساعت با تحلیل؛ استراحت و آزمون در جمع ساعت نیست. | ۲ / ۲</w:t>
       </w:r>
     </w:p>
     <w:tbl>
@@ -14965,7 +14585,7 @@
               <w:drawing>
                 <wp:inline xmlns:a="http://schemas.openxmlformats.org/drawingml/2006/main" xmlns:pic="http://schemas.openxmlformats.org/drawingml/2006/picture">
                   <wp:extent cx="108000" cy="108000"/>
-                  <wp:docPr id="7" name="Picture 7"/>
+                  <wp:docPr id="5" name="Picture 5"/>
                   <wp:cNvGraphicFramePr>
                     <a:graphicFrameLocks noChangeAspect="1"/>
                   </wp:cNvGraphicFramePr>
@@ -14977,7 +14597,7 @@
                           <pic:cNvPicPr/>
                         </pic:nvPicPr>
                         <pic:blipFill>
-                          <a:blip r:embed="rId9"/>
+                          <a:blip r:embed="rId10"/>
                           <a:stretch>
                             <a:fillRect/>
                           </a:stretch>
@@ -15007,7 +14627,7 @@
               <w:drawing>
                 <wp:inline xmlns:a="http://schemas.openxmlformats.org/drawingml/2006/main" xmlns:pic="http://schemas.openxmlformats.org/drawingml/2006/picture">
                   <wp:extent cx="108000" cy="108000"/>
-                  <wp:docPr id="8" name="Picture 8"/>
+                  <wp:docPr id="6" name="Picture 6"/>
                   <wp:cNvGraphicFramePr>
                     <a:graphicFrameLocks noChangeAspect="1"/>
                   </wp:cNvGraphicFramePr>
@@ -15019,7 +14639,7 @@
                           <pic:cNvPicPr/>
                         </pic:nvPicPr>
                         <pic:blipFill>
-                          <a:blip r:embed="rId10"/>
+                          <a:blip r:embed="rId11"/>
                           <a:stretch>
                             <a:fillRect/>
                           </a:stretch>

--- a/برنامه تحصیلی/۱۰ - تیر/۴ تیر/برنامه آزمون ۴ تیر ۱۴۰۶.docx
+++ b/برنامه تحصیلی/۱۰ - تیر/۴ تیر/برنامه آزمون ۴ تیر ۱۴۰۶.docx
@@ -1339,7 +1339,7 @@
                 <w:szCs w:val="18"/>
                 <w:rtl w:val="1"/>
               </w:rPr>
-              <w:t>مرور جامع فصل‌های ۱–7؛ همهٔ گفتارها، شکل‌ها و خطاهای قبلی</w:t>
+              <w:t>دنیای زنده، گوارش، تنفس، گردش مواد، دفع و گیاهی؛ ص۱–۱۱۱؛ مرور انتخابی</w:t>
             </w:r>
           </w:p>
           <w:p>
@@ -1513,7 +1513,7 @@
                 <w:szCs w:val="18"/>
                 <w:rtl w:val="1"/>
               </w:rPr>
-              <w:t>مرور جامع فصل‌های ۱–7؛ همهٔ گفتارها، شکل‌ها و خطاهای قبلی</w:t>
+              <w:t>دنیای زنده، گوارش، تنفس، گردش مواد، دفع و گیاهی؛ ص۱–۱۱۱؛ مرور انتخابی</w:t>
             </w:r>
           </w:p>
           <w:p>
@@ -2299,7 +2299,7 @@
                 <w:szCs w:val="18"/>
                 <w:rtl w:val="1"/>
               </w:rPr>
-              <w:t>مرور جامع فصل‌های ۱–7؛ همهٔ گفتارها، شکل‌ها و خطاهای قبلی</w:t>
+              <w:t>دنیای زنده، گوارش، تنفس، گردش مواد، دفع و گیاهی؛ ص۱–۱۱۱؛ مرور انتخابی</w:t>
             </w:r>
           </w:p>
           <w:p>
@@ -3415,7 +3415,7 @@
                 <w:szCs w:val="18"/>
                 <w:rtl w:val="1"/>
               </w:rPr>
-              <w:t>مرور جامع همهٔ فصل‌ها؛ حفظیات، مفاهیم و مسائل نشان‌دار</w:t>
+              <w:t>کیهان، ردپای گازها و آب، آهنگ زندگی؛ ص۱–۱۲۲؛ مرور انتخابی</w:t>
             </w:r>
           </w:p>
           <w:p>
@@ -4201,7 +4201,7 @@
                 <w:szCs w:val="18"/>
                 <w:rtl w:val="1"/>
               </w:rPr>
-              <w:t>مرور جامع همهٔ فصل‌ها؛ حفظیات، مفاهیم و مسائل نشان‌دار</w:t>
+              <w:t>کیهان، ردپای گازها و آب، آهنگ زندگی؛ ص۱–۱۲۲؛ مرور انتخابی</w:t>
             </w:r>
           </w:p>
           <w:p>
@@ -5256,7 +5256,7 @@
                 <w:szCs w:val="18"/>
                 <w:rtl w:val="1"/>
               </w:rPr>
-              <w:t>مرور جامع فصل‌های ۱–9؛ همهٔ گفتارها، شکل‌ها و خطاهای قبلی</w:t>
+              <w:t>عصب، حواس، حرکت، هورمون، ایمنی، تقسیم یاخته، تولیدمثل و گیاهی؛ ص۱–۱۵۲؛ مرور انتخابی</w:t>
             </w:r>
           </w:p>
           <w:p>
@@ -5430,7 +5430,7 @@
                 <w:szCs w:val="18"/>
                 <w:rtl w:val="1"/>
               </w:rPr>
-              <w:t>مرور جامع فصل‌های ۱–9؛ همهٔ گفتارها، شکل‌ها و خطاهای قبلی</w:t>
+              <w:t>عصب، حواس، حرکت، هورمون، ایمنی، تقسیم یاخته، تولیدمثل و گیاهی؛ ص۱–۱۵۲؛ مرور انتخابی</w:t>
             </w:r>
           </w:p>
           <w:p>
@@ -6216,7 +6216,7 @@
                 <w:szCs w:val="18"/>
                 <w:rtl w:val="1"/>
               </w:rPr>
-              <w:t>مرور جامع فصل‌های ۱–9؛ همهٔ گفتارها، شکل‌ها و خطاهای قبلی</w:t>
+              <w:t>عصب، حواس، حرکت، هورمون، ایمنی، تقسیم یاخته، تولیدمثل و گیاهی؛ ص۱–۱۵۲؛ مرور انتخابی</w:t>
             </w:r>
           </w:p>
           <w:p>
@@ -8494,7 +8494,7 @@
                 <w:szCs w:val="18"/>
                 <w:rtl w:val="1"/>
               </w:rPr>
-              <w:t>مرور جامع همهٔ فصل‌ها؛ حفظیات، مفاهیم و مسائل نشان‌دار</w:t>
+              <w:t>هدایای زمینی، غذای سالم و پوشاک؛ ص۱–۱۲۳؛ مرور انتخابی</w:t>
             </w:r>
           </w:p>
           <w:p>
@@ -9280,7 +9280,7 @@
                 <w:szCs w:val="18"/>
                 <w:rtl w:val="1"/>
               </w:rPr>
-              <w:t>مرور جامع همهٔ فصل‌ها؛ حفظیات، مفاهیم و مسائل نشان‌دار</w:t>
+              <w:t>هدایای زمینی، غذای سالم و پوشاک؛ ص۱–۱۲۳؛ مرور انتخابی</w:t>
             </w:r>
           </w:p>
           <w:p>
@@ -10335,7 +10335,7 @@
                 <w:szCs w:val="18"/>
                 <w:rtl w:val="1"/>
               </w:rPr>
-              <w:t>مرور جامع فصل‌های ۱–8؛ همهٔ گفتارها، شکل‌ها و خطاهای قبلی</w:t>
+              <w:t>وراثت، انرژی، زیست‌فناوری و رفتار جانوران؛ ص۱–۱۲۴؛ مرور انتخابی</w:t>
             </w:r>
           </w:p>
           <w:p>
@@ -10509,7 +10509,7 @@
                 <w:szCs w:val="18"/>
                 <w:rtl w:val="1"/>
               </w:rPr>
-              <w:t>مرور جامع فصل‌های ۱–8؛ همهٔ گفتارها، شکل‌ها و خطاهای قبلی</w:t>
+              <w:t>وراثت، انرژی، زیست‌فناوری و رفتار جانوران؛ ص۱–۱۲۴؛ مرور انتخابی</w:t>
             </w:r>
           </w:p>
           <w:p>
@@ -11295,7 +11295,7 @@
                 <w:szCs w:val="18"/>
                 <w:rtl w:val="1"/>
               </w:rPr>
-              <w:t>مرور جامع فصل‌های ۱–8؛ همهٔ گفتارها، شکل‌ها و خطاهای قبلی</w:t>
+              <w:t>وراثت، انرژی، زیست‌فناوری و رفتار جانوران؛ ص۱–۱۲۴؛ مرور انتخابی</w:t>
             </w:r>
           </w:p>
           <w:p>
@@ -12411,7 +12411,7 @@
                 <w:szCs w:val="18"/>
                 <w:rtl w:val="1"/>
               </w:rPr>
-              <w:t>مرور جامع همهٔ فصل‌ها؛ حفظیات، مفاهیم و مسائل نشان‌دار</w:t>
+              <w:t>تندرستی، آسایش و رفاه، هنر و ماندگاری، آیندهٔ روشن‌تر؛ ص۱–۱۲۳؛ مرور انتخابی</w:t>
             </w:r>
           </w:p>
           <w:p>
@@ -13197,7 +13197,7 @@
                 <w:szCs w:val="18"/>
                 <w:rtl w:val="1"/>
               </w:rPr>
-              <w:t>مرور جامع همهٔ فصل‌ها؛ حفظیات، مفاهیم و مسائل نشان‌دار</w:t>
+              <w:t>تندرستی، آسایش و رفاه، هنر و ماندگاری، آیندهٔ روشن‌تر؛ ص۱–۱۲۳؛ مرور انتخابی</w:t>
             </w:r>
           </w:p>
           <w:p>
